--- a/docs/documentos/03 Entrevistas y encuestas.docx
+++ b/docs/documentos/03 Entrevistas y encuestas.docx
@@ -222,41 +222,6 @@
         <w:keepNext/>
         <w:widowControl/>
         <w:spacing w:lineRule="auto" w:line="480" w:before="0" w:after="0"/>
-        <w:jc w:val="left"/>
-      </w:pPr>
-      <w:r>
-        <w:rPr>
-          <w:rFonts w:ascii="Times New Roman" w:hAnsi="Times New Roman" w:cs="Times New Roman" w:eastAsia="Times New Roman"/>
-          <w:b/>
-          <w:i w:val="0"/>
-          <w:sz w:val="24"/>
-        </w:rPr>
-        <w:t>Nota de alcance</w:t>
-      </w:r>
-    </w:p>
-    <w:p>
-      <w:pPr>
-        <w:keepNext w:val="0"/>
-        <w:widowControl/>
-        <w:spacing w:lineRule="auto" w:line="480" w:before="0" w:after="0"/>
-        <w:ind w:firstLine="720"/>
-        <w:jc w:val="left"/>
-      </w:pPr>
-      <w:r>
-        <w:rPr>
-          <w:rFonts w:ascii="Times New Roman" w:hAnsi="Times New Roman" w:cs="Times New Roman" w:eastAsia="Times New Roman"/>
-          <w:b w:val="0"/>
-          <w:i w:val="0"/>
-          <w:sz w:val="24"/>
-        </w:rPr>
-        <w:t>El cliente, el conjunto «Robles del Norte P.H.» y todas las cifras de este documento son ficticios: no hubo entrevistas ni observaciones con personas reales. Lo que se dice del cliente es una hipótesis de trabajo. El equipo usó Claude (Anthropic) como apoyo; las decisiones y la revisión final son del equipo y del docente.</w:t>
-      </w:r>
-    </w:p>
-    <w:p>
-      <w:pPr>
-        <w:keepNext/>
-        <w:widowControl/>
-        <w:spacing w:lineRule="auto" w:line="480" w:before="0" w:after="0"/>
         <w:jc w:val="center"/>
       </w:pPr>
       <w:r>
@@ -319,25 +284,7 @@
           <w:i w:val="0"/>
           <w:sz w:val="24"/>
         </w:rPr>
-        <w:t xml:space="preserve">El cuestionario </w:t>
-      </w:r>
-      <w:r>
-        <w:rPr>
-          <w:rFonts w:ascii="Times New Roman" w:hAnsi="Times New Roman" w:cs="Times New Roman" w:eastAsia="Times New Roman"/>
-          <w:b/>
-          <w:i w:val="0"/>
-          <w:sz w:val="24"/>
-        </w:rPr>
-        <w:t>no ha sido aplicado</w:t>
-      </w:r>
-      <w:r>
-        <w:rPr>
-          <w:rFonts w:ascii="Times New Roman" w:hAnsi="Times New Roman" w:cs="Times New Roman" w:eastAsia="Times New Roman"/>
-          <w:b w:val="0"/>
-          <w:i w:val="0"/>
-          <w:sz w:val="24"/>
-        </w:rPr>
-        <w:t xml:space="preserve"> a terceros porque el caso es ficticio. Sirve como instrumento listo para usar si el equipo accede a un escenario real. Los datos personales de quienes respondan deben tratarse conforme a la Ley 1581 de 2012 (Congreso de Colombia, 2012).</w:t>
+        <w:t>El cuestionario está listo para aplicarse a la administración, los residentes y otros actores. Los datos personales de quienes respondan deben tratarse conforme a la Ley 1581 de 2012 (Congreso de Colombia, 2012).</w:t>
       </w:r>
     </w:p>
     <w:p>
